--- a/TestWord_1/F_dogovir_licenziya_teatr_go_uaasp.docx
+++ b/TestWord_1/F_dogovir_licenziya_teatr_go_uaasp.docx
@@ -857,8 +857,6 @@
         </w:rPr>
         <w:t xml:space="preserve">  </w:t>
       </w:r>
-      <w:bookmarkStart w:id="0" w:name="_GoBack"/>
-      <w:bookmarkEnd w:id="0"/>
       <w:r>
         <w:rPr>
           <w:sz w:val="20"/>
@@ -8098,6 +8096,7 @@
         </w:rPr>
         <w:t xml:space="preserve">о </w:t>
       </w:r>
+      <w:bookmarkStart w:id="0" w:name="_GoBack"/>
       <w:sdt>
         <w:sdtPr>
           <w:rPr>
@@ -8106,8 +8105,8 @@
             <w:szCs w:val="20"/>
             <w:lang w:val="uk-UA"/>
           </w:rPr>
-          <w:alias w:val="docDateEndС"/>
-          <w:tag w:val="docDateEndС"/>
+          <w:alias w:val="docDateEndC"/>
+          <w:tag w:val="docDateEndC"/>
           <w:id w:val="-1650670124"/>
           <w:placeholder>
             <w:docPart w:val="AB2DB738992B4B85A79F22083044D587"/>
@@ -8126,6 +8125,7 @@
           </w:r>
         </w:sdtContent>
       </w:sdt>
+      <w:bookmarkEnd w:id="0"/>
       <w:r>
         <w:rPr>
           <w:sz w:val="20"/>
@@ -24559,7 +24559,7 @@
 </file>
 
 <file path=customXml/itemProps1.xml><?xml version="1.0" encoding="utf-8"?>
-<ds:datastoreItem xmlns:ds="http://schemas.openxmlformats.org/officeDocument/2006/customXml" ds:itemID="{712E115B-89A5-4961-AEB6-BBBDA7A0861A}">
+<ds:datastoreItem xmlns:ds="http://schemas.openxmlformats.org/officeDocument/2006/customXml" ds:itemID="{C8B806BB-D643-4995-851E-45D875593988}">
   <ds:schemaRefs>
     <ds:schemaRef ds:uri="http://schemas.openxmlformats.org/officeDocument/2006/bibliography"/>
   </ds:schemaRefs>
